--- a/03-borradores/Video-completo-unificado.docx
+++ b/03-borradores/Video-completo-unificado.docx
@@ -598,6 +598,85 @@
       <w:r>
         <w:rPr>
           <w:rFonts w:ascii="Calibri" w:cs="Calibri" w:eastAsia="Calibri" w:hAnsi="Calibri"/>
+          <w:b w:val="false"/>
+          <w:bCs w:val="false"/>
+          <w:sz w:val="34"/>
+          <w:szCs w:val="34"/>
+        </w:rPr>
+        <w:t xml:space="preserve">Y termino con lo práctico.</w:t>
+      </w:r>
+    </w:p>
+    <w:p>
+      <w:pPr>
+        <w:spacing w:after="280" w:before="0" w:line="420"/>
+      </w:pPr>
+      <w:r>
+        <w:rPr>
+          <w:rFonts w:ascii="Calibri" w:cs="Calibri" w:eastAsia="Calibri" w:hAnsi="Calibri"/>
+          <w:b w:val="false"/>
+          <w:bCs w:val="false"/>
+          <w:sz w:val="34"/>
+          <w:szCs w:val="34"/>
+        </w:rPr>
+        <w:t xml:space="preserve">Ese mismo día, en esa misma sesión, van dos proyectos. Uno prohíbe. El otro regula.</w:t>
+      </w:r>
+    </w:p>
+    <w:p>
+      <w:pPr>
+        <w:spacing w:after="280" w:before="0" w:line="420"/>
+      </w:pPr>
+      <w:r>
+        <w:rPr>
+          <w:rFonts w:ascii="Calibri" w:cs="Calibri" w:eastAsia="Calibri" w:hAnsi="Calibri"/>
+          <w:b/>
+          <w:bCs/>
+          <w:sz w:val="34"/>
+          <w:szCs w:val="34"/>
+        </w:rPr>
+        <w:t xml:space="preserve">Regula para asegurar el bienestar de los perritos. Y rechaza prohibir.</w:t>
+      </w:r>
+    </w:p>
+    <w:p>
+      <w:pPr>
+        <w:spacing w:after="280" w:before="0" w:line="420"/>
+      </w:pPr>
+      <w:r>
+        <w:rPr>
+          <w:rFonts w:ascii="Calibri" w:cs="Calibri" w:eastAsia="Calibri" w:hAnsi="Calibri"/>
+          <w:b w:val="false"/>
+          <w:bCs w:val="false"/>
+          <w:sz w:val="34"/>
+          <w:szCs w:val="34"/>
+        </w:rPr>
+        <w:t xml:space="preserve">Así no votas contra nadie. Votas a favor de que haya un veterinario en cada competencia, control de dopaje, pistas seguras, y clausura para el que no cumpla.</w:t>
+      </w:r>
+    </w:p>
+    <w:p>
+      <w:pPr>
+        <w:pBdr>
+          <w:bottom w:val="single" w:color="1F3864" w:sz="8" w:space="4"/>
+        </w:pBdr>
+        <w:spacing w:after="200" w:before="340"/>
+      </w:pPr>
+      <w:r>
+        <w:rPr>
+          <w:rFonts w:ascii="Calibri" w:cs="Calibri" w:eastAsia="Calibri" w:hAnsi="Calibri"/>
+          <w:b/>
+          <w:bCs/>
+          <w:color w:val="1F3864"/>
+          <w:sz w:val="26"/>
+          <w:szCs w:val="26"/>
+        </w:rPr>
+        <w:t xml:space="preserve">VI</w:t>
+      </w:r>
+    </w:p>
+    <w:p>
+      <w:pPr>
+        <w:spacing w:after="280" w:before="0" w:line="420"/>
+      </w:pPr>
+      <w:r>
+        <w:rPr>
+          <w:rFonts w:ascii="Calibri" w:cs="Calibri" w:eastAsia="Calibri" w:hAnsi="Calibri"/>
           <w:b/>
           <w:bCs/>
           <w:sz w:val="34"/>
@@ -649,6 +728,21 @@
           <w:szCs w:val="34"/>
         </w:rPr>
         <w:t xml:space="preserve">Y la gente, cuando vota, vota con su corazón y con su sentido común.</w:t>
+      </w:r>
+    </w:p>
+    <w:p>
+      <w:pPr>
+        <w:spacing w:after="280" w:before="0" w:line="420"/>
+      </w:pPr>
+      <w:r>
+        <w:rPr>
+          <w:rFonts w:ascii="Calibri" w:cs="Calibri" w:eastAsia="Calibri" w:hAnsi="Calibri"/>
+          <w:b/>
+          <w:bCs/>
+          <w:sz w:val="34"/>
+          <w:szCs w:val="34"/>
+        </w:rPr>
+        <w:t xml:space="preserve">Regula. Y rechaza prohibir.</w:t>
       </w:r>
     </w:p>
     <w:p>
@@ -706,171 +800,77 @@
           <w:sz w:val="26"/>
           <w:szCs w:val="26"/>
         </w:rPr>
-        <w:t xml:space="preserve">1. Falta lo único que le estás pidiendo</w:t>
-      </w:r>
-    </w:p>
-    <w:p>
-      <w:pPr>
-        <w:spacing w:after="280" w:before="0" w:line="420"/>
-      </w:pPr>
-      <w:r>
-        <w:rPr>
-          <w:rFonts w:ascii="Calibri" w:cs="Calibri" w:eastAsia="Calibri" w:hAnsi="Calibri"/>
-          <w:b/>
-          <w:bCs/>
-          <w:sz w:val="22"/>
-          <w:szCs w:val="22"/>
-        </w:rPr>
-        <w:t xml:space="preserve">En todo el video no hay petición.</w:t>
-      </w:r>
-      <w:r>
-        <w:rPr>
-          <w:rFonts w:ascii="Calibri" w:cs="Calibri" w:eastAsia="Calibri" w:hAnsi="Calibri"/>
-          <w:b w:val="false"/>
-          <w:bCs w:val="false"/>
-          <w:sz w:val="22"/>
-          <w:szCs w:val="22"/>
-        </w:rPr>
-        <w:t xml:space="preserve"> No le dices en ningún momento qué tiene que votar.</w:t>
-      </w:r>
-    </w:p>
-    <w:p>
-      <w:pPr>
-        <w:spacing w:after="280" w:before="0" w:line="420"/>
-      </w:pPr>
-      <w:r>
-        <w:rPr>
-          <w:rFonts w:ascii="Calibri" w:cs="Calibri" w:eastAsia="Calibri" w:hAnsi="Calibri"/>
-          <w:b w:val="false"/>
-          <w:bCs w:val="false"/>
-          <w:sz w:val="22"/>
-          <w:szCs w:val="22"/>
-        </w:rPr>
-        <w:t xml:space="preserve">Le explicas quién está detrás, le desmontas las acusaciones, le muestras la selectividad y le dices a quién escuchar. Pero nunca le dices </w:t>
-      </w:r>
-      <w:r>
-        <w:rPr>
-          <w:rFonts w:ascii="Calibri" w:cs="Calibri" w:eastAsia="Calibri" w:hAnsi="Calibri"/>
-          <w:b/>
-          <w:bCs/>
-          <w:sz w:val="22"/>
-          <w:szCs w:val="22"/>
-        </w:rPr>
-        <w:t xml:space="preserve">rechaza el que prohíbe y aprueba el que regula.</w:t>
-      </w:r>
-    </w:p>
-    <w:p>
-      <w:pPr>
-        <w:spacing w:after="280" w:before="0" w:line="420"/>
-      </w:pPr>
-      <w:r>
-        <w:rPr>
-          <w:rFonts w:ascii="Calibri" w:cs="Calibri" w:eastAsia="Calibri" w:hAnsi="Calibri"/>
-          <w:b w:val="false"/>
-          <w:bCs w:val="false"/>
-          <w:sz w:val="22"/>
-          <w:szCs w:val="22"/>
-        </w:rPr>
-        <w:t xml:space="preserve">Es el hueco más grande de la pieza. Un video que convence y no pide, no mueve el voto: deja al diputado de acuerdo contigo y sin instrucción.</w:t>
-      </w:r>
-    </w:p>
-    <w:p>
-      <w:pPr>
-        <w:spacing w:after="280" w:before="0" w:line="420"/>
-      </w:pPr>
-      <w:r>
-        <w:rPr>
-          <w:rFonts w:ascii="Calibri" w:cs="Calibri" w:eastAsia="Calibri" w:hAnsi="Calibri"/>
-          <w:b w:val="false"/>
-          <w:bCs w:val="false"/>
-          <w:sz w:val="22"/>
-          <w:szCs w:val="22"/>
-        </w:rPr>
-        <w:t xml:space="preserve">Además, la regulación aparece en el §IV </w:t>
-      </w:r>
-      <w:r>
-        <w:rPr>
-          <w:rFonts w:ascii="Calibri" w:cs="Calibri" w:eastAsia="Calibri" w:hAnsi="Calibri"/>
-          <w:b/>
-          <w:bCs/>
-          <w:sz w:val="22"/>
-          <w:szCs w:val="22"/>
-        </w:rPr>
-        <w:t xml:space="preserve">solo para discutir su financiamiento</w:t>
-      </w:r>
-      <w:r>
-        <w:rPr>
-          <w:rFonts w:ascii="Calibri" w:cs="Calibri" w:eastAsia="Calibri" w:hAnsi="Calibri"/>
-          <w:b w:val="false"/>
-          <w:bCs w:val="false"/>
-          <w:sz w:val="22"/>
-          <w:szCs w:val="22"/>
-        </w:rPr>
-        <w:t xml:space="preserve">, así que el que escucha ni siquiera se entera de que existe un segundo proyecto votable ese mismo día.</w:t>
-      </w:r>
-    </w:p>
-    <w:p>
-      <w:pPr>
-        <w:spacing w:after="280" w:before="0" w:line="420"/>
-      </w:pPr>
-      <w:r>
-        <w:rPr>
-          <w:rFonts w:ascii="Calibri" w:cs="Calibri" w:eastAsia="Calibri" w:hAnsi="Calibri"/>
-          <w:b/>
-          <w:bCs/>
-          <w:sz w:val="22"/>
-          <w:szCs w:val="22"/>
-        </w:rPr>
-        <w:t xml:space="preserve">Con dos frases se arregla</w:t>
-      </w:r>
-      <w:r>
-        <w:rPr>
-          <w:rFonts w:ascii="Calibri" w:cs="Calibri" w:eastAsia="Calibri" w:hAnsi="Calibri"/>
-          <w:b w:val="false"/>
-          <w:bCs w:val="false"/>
-          <w:sz w:val="22"/>
-          <w:szCs w:val="22"/>
-        </w:rPr>
-        <w:t xml:space="preserve">, y van justo antes del remate:</w:t>
-      </w:r>
-    </w:p>
-    <w:p>
-      <w:pPr>
-        <w:pBdr>
-          <w:left w:val="single" w:color="1F3864" w:sz="18" w:space="12"/>
-        </w:pBdr>
-        <w:spacing w:after="200" w:before="120" w:line="360"/>
-        <w:ind w:left="420" w:right="340"/>
-      </w:pPr>
-      <w:r>
-        <w:rPr>
-          <w:rFonts w:ascii="Calibri" w:cs="Calibri" w:eastAsia="Calibri" w:hAnsi="Calibri"/>
-          <w:b w:val="false"/>
-          <w:bCs w:val="false"/>
-          <w:sz w:val="26"/>
-          <w:szCs w:val="26"/>
-        </w:rPr>
-        <w:t xml:space="preserve">Y termino con lo práctico. Ese mismo día, en esa misma sesión, van dos proyectos: uno prohíbe y el otro regula.  </w:t>
-      </w:r>
-      <w:r>
-        <w:rPr>
-          <w:rFonts w:ascii="Calibri" w:cs="Calibri" w:eastAsia="Calibri" w:hAnsi="Calibri"/>
-          <w:b/>
-          <w:bCs/>
-          <w:sz w:val="26"/>
-          <w:szCs w:val="26"/>
-        </w:rPr>
-        <w:t xml:space="preserve">Rechaza el que prohíbe. Y aprueba el que regula.</w:t>
-      </w:r>
-      <w:r>
-        <w:rPr>
-          <w:rFonts w:ascii="Calibri" w:cs="Calibri" w:eastAsia="Calibri" w:hAnsi="Calibri"/>
-          <w:b w:val="false"/>
-          <w:bCs w:val="false"/>
-          <w:sz w:val="26"/>
-          <w:szCs w:val="26"/>
-        </w:rPr>
-        <w:t xml:space="preserve"> Así no votas contra nadie: votas a favor de que haya veterinario obligatorio, control de dopaje y clausura para el que no cumpla.</w:t>
+        <w:t xml:space="preserve">1. El hueco quedó cerrado</w:t>
+      </w:r>
+    </w:p>
+    <w:p>
+      <w:pPr>
+        <w:spacing w:after="280" w:before="0" w:line="420"/>
+      </w:pPr>
+      <w:r>
+        <w:rPr>
+          <w:rFonts w:ascii="Calibri" w:cs="Calibri" w:eastAsia="Calibri" w:hAnsi="Calibri"/>
+          <w:b w:val="false"/>
+          <w:bCs w:val="false"/>
+          <w:sz w:val="22"/>
+          <w:szCs w:val="22"/>
+        </w:rPr>
+        <w:t xml:space="preserve">Faltaba la petición: el video convencía y no pedía nada. Con tu frase quedó resuelto, y quedó mejor de lo que yo lo tenía.</w:t>
+      </w:r>
+    </w:p>
+    <w:p>
+      <w:pPr>
+        <w:spacing w:after="280" w:before="0" w:line="420"/>
+      </w:pPr>
+      <w:r>
+        <w:rPr>
+          <w:rFonts w:ascii="Calibri" w:cs="Calibri" w:eastAsia="Calibri" w:hAnsi="Calibri"/>
+          <w:b/>
+          <w:bCs/>
+          <w:sz w:val="22"/>
+          <w:szCs w:val="22"/>
+        </w:rPr>
+        <w:t xml:space="preserve">«Regula para asegurar el bienestar de los perritos. Y rechaza prohibir.»</w:t>
+      </w:r>
+    </w:p>
+    <w:p>
+      <w:pPr>
+        <w:spacing w:after="280" w:before="0" w:line="420"/>
+      </w:pPr>
+      <w:r>
+        <w:rPr>
+          <w:rFonts w:ascii="Calibri" w:cs="Calibri" w:eastAsia="Calibri" w:hAnsi="Calibri"/>
+          <w:b w:val="false"/>
+          <w:bCs w:val="false"/>
+          <w:sz w:val="22"/>
+          <w:szCs w:val="22"/>
+        </w:rPr>
+        <w:t xml:space="preserve">Da vuelta el argumento entero. Toda la campaña se apoya en que quien defiende las carreras está contra los perros. Esa frase dice lo contrario, y en el mismo idioma que ellos usan: </w:t>
+      </w:r>
+      <w:r>
+        <w:rPr>
+          <w:rFonts w:ascii="Calibri" w:cs="Calibri" w:eastAsia="Calibri" w:hAnsi="Calibri"/>
+          <w:b/>
+          <w:bCs/>
+          <w:sz w:val="22"/>
+          <w:szCs w:val="22"/>
+        </w:rPr>
+        <w:t xml:space="preserve">el que vota regular es el que está cuidando a los perros; el que prohíbe los manda a donde nadie los mira.</w:t>
+      </w:r>
+    </w:p>
+    <w:p>
+      <w:pPr>
+        <w:spacing w:after="280" w:before="0" w:line="420"/>
+      </w:pPr>
+      <w:r>
+        <w:rPr>
+          <w:rFonts w:ascii="Calibri" w:cs="Calibri" w:eastAsia="Calibri" w:hAnsi="Calibri"/>
+          <w:b w:val="false"/>
+          <w:bCs w:val="false"/>
+          <w:sz w:val="22"/>
+          <w:szCs w:val="22"/>
+        </w:rPr>
+        <w:t xml:space="preserve">Va antes del remate, y la repito en tres palabras como última frase del video, para que sea lo último que quede sonando.</w:t>
       </w:r>
     </w:p>
     <w:p>
@@ -1086,7 +1086,7 @@
           <w:sz w:val="22"/>
           <w:szCs w:val="22"/>
         </w:rPr>
-        <w:t xml:space="preserve">≈ 4 min 45 s. Con las dos frases de la petición, ≈ 5 min.</w:t>
+        <w:t xml:space="preserve">≈ 5 minutos.</w:t>
       </w:r>
     </w:p>
     <w:p>

--- a/03-borradores/Video-completo-unificado.docx
+++ b/03-borradores/Video-completo-unificado.docx
@@ -628,21 +628,6 @@
       <w:r>
         <w:rPr>
           <w:rFonts w:ascii="Calibri" w:cs="Calibri" w:eastAsia="Calibri" w:hAnsi="Calibri"/>
-          <w:b/>
-          <w:bCs/>
-          <w:sz w:val="34"/>
-          <w:szCs w:val="34"/>
-        </w:rPr>
-        <w:t xml:space="preserve">Regula para asegurar el bienestar de los perritos. Y rechaza prohibir.</w:t>
-      </w:r>
-    </w:p>
-    <w:p>
-      <w:pPr>
-        <w:spacing w:after="280" w:before="0" w:line="420"/>
-      </w:pPr>
-      <w:r>
-        <w:rPr>
-          <w:rFonts w:ascii="Calibri" w:cs="Calibri" w:eastAsia="Calibri" w:hAnsi="Calibri"/>
           <w:b w:val="false"/>
           <w:bCs w:val="false"/>
           <w:sz w:val="34"/>
@@ -732,17 +717,51 @@
     </w:p>
     <w:p>
       <w:pPr>
-        <w:spacing w:after="280" w:before="0" w:line="420"/>
-      </w:pPr>
-      <w:r>
-        <w:rPr>
-          <w:rFonts w:ascii="Calibri" w:cs="Calibri" w:eastAsia="Calibri" w:hAnsi="Calibri"/>
-          <w:b/>
-          <w:bCs/>
-          <w:sz w:val="34"/>
-          <w:szCs w:val="34"/>
-        </w:rPr>
-        <w:t xml:space="preserve">Regula. Y rechaza prohibir.</w:t>
+        <w:pBdr>
+          <w:bottom w:val="single" w:color="1F3864" w:sz="8" w:space="4"/>
+        </w:pBdr>
+        <w:spacing w:after="200" w:before="340"/>
+      </w:pPr>
+      <w:r>
+        <w:rPr>
+          <w:rFonts w:ascii="Calibri" w:cs="Calibri" w:eastAsia="Calibri" w:hAnsi="Calibri"/>
+          <w:b/>
+          <w:bCs/>
+          <w:color w:val="1F3864"/>
+          <w:sz w:val="26"/>
+          <w:szCs w:val="26"/>
+        </w:rPr>
+        <w:t xml:space="preserve">VII · La última frase</w:t>
+      </w:r>
+    </w:p>
+    <w:p>
+      <w:pPr>
+        <w:spacing w:after="280" w:before="0" w:line="420"/>
+      </w:pPr>
+      <w:r>
+        <w:rPr>
+          <w:rFonts w:ascii="Calibri" w:cs="Calibri" w:eastAsia="Calibri" w:hAnsi="Calibri"/>
+          <w:b/>
+          <w:bCs/>
+          <w:sz w:val="34"/>
+          <w:szCs w:val="34"/>
+        </w:rPr>
+        <w:t xml:space="preserve">Regula para asegurar el bienestar de los perritos.</w:t>
+      </w:r>
+    </w:p>
+    <w:p>
+      <w:pPr>
+        <w:spacing w:after="280" w:before="0" w:line="420"/>
+      </w:pPr>
+      <w:r>
+        <w:rPr>
+          <w:rFonts w:ascii="Calibri" w:cs="Calibri" w:eastAsia="Calibri" w:hAnsi="Calibri"/>
+          <w:b/>
+          <w:bCs/>
+          <w:sz w:val="34"/>
+          <w:szCs w:val="34"/>
+        </w:rPr>
+        <w:t xml:space="preserve">Y rechaza la prohibición y su desamparo.</w:t>
       </w:r>
     </w:p>
     <w:p>
@@ -830,7 +849,7 @@
           <w:sz w:val="22"/>
           <w:szCs w:val="22"/>
         </w:rPr>
-        <w:t xml:space="preserve">«Regula para asegurar el bienestar de los perritos. Y rechaza prohibir.»</w:t>
+        <w:t xml:space="preserve">«Regula para asegurar el bienestar de los perritos. Y rechaza la prohibición y su desamparo.»</w:t>
       </w:r>
     </w:p>
     <w:p>
@@ -870,7 +889,62 @@
           <w:sz w:val="22"/>
           <w:szCs w:val="22"/>
         </w:rPr>
-        <w:t xml:space="preserve">Va antes del remate, y la repito en tres palabras como última frase del video, para que sea lo último que quede sonando.</w:t>
+        <w:t xml:space="preserve">Y «desamparo» es la palabra exacta. No dice que prohibir sea injusto con los galgueros —eso al diputado le da lo mismo—: dice qué le pasa </w:t>
+      </w:r>
+      <w:r>
+        <w:rPr>
+          <w:rFonts w:ascii="Calibri" w:cs="Calibri" w:eastAsia="Calibri" w:hAnsi="Calibri"/>
+          <w:b/>
+          <w:bCs/>
+          <w:sz w:val="22"/>
+          <w:szCs w:val="22"/>
+        </w:rPr>
+        <w:t xml:space="preserve">al perro</w:t>
+      </w:r>
+      <w:r>
+        <w:rPr>
+          <w:rFonts w:ascii="Calibri" w:cs="Calibri" w:eastAsia="Calibri" w:hAnsi="Calibri"/>
+          <w:b w:val="false"/>
+          <w:bCs w:val="false"/>
+          <w:sz w:val="22"/>
+          <w:szCs w:val="22"/>
+        </w:rPr>
+        <w:t xml:space="preserve">. Se queda sin veterinario, sin chip, sin reglamento y sin nadie a quien reclamarle. Eso es desamparo, y es literalmente lo que ocurre.</w:t>
+      </w:r>
+    </w:p>
+    <w:p>
+      <w:pPr>
+        <w:spacing w:after="280" w:before="0" w:line="420"/>
+      </w:pPr>
+      <w:r>
+        <w:rPr>
+          <w:rFonts w:ascii="Calibri" w:cs="Calibri" w:eastAsia="Calibri" w:hAnsi="Calibri"/>
+          <w:b w:val="false"/>
+          <w:bCs w:val="false"/>
+          <w:sz w:val="22"/>
+          <w:szCs w:val="22"/>
+        </w:rPr>
+        <w:t xml:space="preserve">Queda como </w:t>
+      </w:r>
+      <w:r>
+        <w:rPr>
+          <w:rFonts w:ascii="Calibri" w:cs="Calibri" w:eastAsia="Calibri" w:hAnsi="Calibri"/>
+          <w:b/>
+          <w:bCs/>
+          <w:sz w:val="22"/>
+          <w:szCs w:val="22"/>
+        </w:rPr>
+        <w:t xml:space="preserve">la última frase del video</w:t>
+      </w:r>
+      <w:r>
+        <w:rPr>
+          <w:rFonts w:ascii="Calibri" w:cs="Calibri" w:eastAsia="Calibri" w:hAnsi="Calibri"/>
+          <w:b w:val="false"/>
+          <w:bCs w:val="false"/>
+          <w:sz w:val="22"/>
+          <w:szCs w:val="22"/>
+        </w:rPr>
+        <w:t xml:space="preserve">, después del remate. Es lo correcto: en una pieza cuyo objetivo es un voto, la instrucción tiene que ser lo último que se oye.</w:t>
       </w:r>
     </w:p>
     <w:p>
